--- a/schedule.docx
+++ b/schedule.docx
@@ -564,7 +564,7 @@
                 <w:rPr>
                   <w:rStyle w:val="Hyperlink"/>
                 </w:rPr>
-                <w:t xml:space="preserve">Data Privacy</w:t>
+                <w:t xml:space="preserve">Data Privacy and Algorithmic Bias</w:t>
               </w:r>
             </w:hyperlink>
           </w:p>
@@ -1397,7 +1397,7 @@
                 <w:rPr>
                   <w:rStyle w:val="Hyperlink"/>
                 </w:rPr>
-                <w:t xml:space="preserve">Labor Replacement II (or education)</w:t>
+                <w:t xml:space="preserve">Labor Replacement II</w:t>
               </w:r>
             </w:hyperlink>
           </w:p>

--- a/schedule.docx
+++ b/schedule.docx
@@ -1224,7 +1224,7 @@
       </w:tr>
     </w:tbl>
     <w:bookmarkEnd w:id="35"/>
-    <w:bookmarkStart w:id="36" w:name="unit-v-public-policy"/>
+    <w:bookmarkStart w:id="36" w:name="unit-v-policy"/>
     <w:p>
       <w:pPr>
         <w:pStyle w:val="Heading2"/>
@@ -1240,7 +1240,7 @@
           <w:i/>
           <w:iCs/>
         </w:rPr>
-        <w:t xml:space="preserve">Public Policy</w:t>
+        <w:t xml:space="preserve">Policy</w:t>
       </w:r>
     </w:p>
     <w:tbl>

--- a/schedule.docx
+++ b/schedule.docx
@@ -668,7 +668,7 @@
       </w:tr>
     </w:tbl>
     <w:bookmarkEnd w:id="32"/>
-    <w:bookmarkStart w:id="34" w:name="unit-iii-business"/>
+    <w:bookmarkStart w:id="37" w:name="unit-iii-business"/>
     <w:p>
       <w:pPr>
         <w:pStyle w:val="Heading2"/>
@@ -836,7 +836,7 @@
               <w:pStyle w:val="Compact"/>
               <w:jc w:val="left"/>
             </w:pPr>
-            <w:hyperlink r:id="rId33">
+            <w:hyperlink r:id="rId34">
               <w:r>
                 <w:rPr>
                   <w:rStyle w:val="Hyperlink"/>
@@ -883,7 +883,7 @@
               <w:pStyle w:val="Compact"/>
               <w:jc w:val="left"/>
             </w:pPr>
-            <w:hyperlink r:id="rId33">
+            <w:hyperlink r:id="rId35">
               <w:r>
                 <w:rPr>
                   <w:rStyle w:val="Hyperlink"/>
@@ -930,7 +930,7 @@
               <w:pStyle w:val="Compact"/>
               <w:jc w:val="left"/>
             </w:pPr>
-            <w:hyperlink r:id="rId33">
+            <w:hyperlink r:id="rId36">
               <w:r>
                 <w:rPr>
                   <w:rStyle w:val="Hyperlink"/>
@@ -944,8 +944,8 @@
         </w:tc>
       </w:tr>
     </w:tbl>
-    <w:bookmarkEnd w:id="34"/>
-    <w:bookmarkStart w:id="35" w:name="unit-iv-geopolitics"/>
+    <w:bookmarkEnd w:id="37"/>
+    <w:bookmarkStart w:id="39" w:name="unit-iv-geopolitics"/>
     <w:p>
       <w:pPr>
         <w:pStyle w:val="Heading2"/>
@@ -1053,7 +1053,7 @@
               <w:pStyle w:val="Compact"/>
               <w:jc w:val="left"/>
             </w:pPr>
-            <w:hyperlink r:id="rId33">
+            <w:hyperlink r:id="rId38">
               <w:r>
                 <w:rPr>
                   <w:rStyle w:val="Hyperlink"/>
@@ -1115,7 +1115,7 @@
             <w:r>
               <w:t xml:space="preserve"> </w:t>
             </w:r>
-            <w:hyperlink r:id="rId33">
+            <w:hyperlink r:id="rId38">
               <w:r>
                 <w:rPr>
                   <w:rStyle w:val="Hyperlink"/>
@@ -1162,7 +1162,7 @@
               <w:pStyle w:val="Compact"/>
               <w:jc w:val="left"/>
             </w:pPr>
-            <w:hyperlink r:id="rId33">
+            <w:hyperlink r:id="rId38">
               <w:r>
                 <w:rPr>
                   <w:rStyle w:val="Hyperlink"/>
@@ -1209,7 +1209,7 @@
               <w:pStyle w:val="Compact"/>
               <w:jc w:val="left"/>
             </w:pPr>
-            <w:hyperlink r:id="rId33">
+            <w:hyperlink r:id="rId38">
               <w:r>
                 <w:rPr>
                   <w:rStyle w:val="Hyperlink"/>
@@ -1223,8 +1223,8 @@
         </w:tc>
       </w:tr>
     </w:tbl>
-    <w:bookmarkEnd w:id="35"/>
-    <w:bookmarkStart w:id="36" w:name="unit-v-policy"/>
+    <w:bookmarkEnd w:id="39"/>
+    <w:bookmarkStart w:id="40" w:name="unit-v-policy"/>
     <w:p>
       <w:pPr>
         <w:pStyle w:val="Heading2"/>
@@ -1345,7 +1345,7 @@
             <w:r>
               <w:t xml:space="preserve"> </w:t>
             </w:r>
-            <w:hyperlink r:id="rId33">
+            <w:hyperlink r:id="rId38">
               <w:r>
                 <w:rPr>
                   <w:rStyle w:val="Hyperlink"/>
@@ -1392,7 +1392,7 @@
               <w:pStyle w:val="Compact"/>
               <w:jc w:val="left"/>
             </w:pPr>
-            <w:hyperlink r:id="rId33">
+            <w:hyperlink r:id="rId38">
               <w:r>
                 <w:rPr>
                   <w:rStyle w:val="Hyperlink"/>
@@ -1439,7 +1439,7 @@
               <w:pStyle w:val="Compact"/>
               <w:jc w:val="left"/>
             </w:pPr>
-            <w:hyperlink r:id="rId33">
+            <w:hyperlink r:id="rId38">
               <w:r>
                 <w:rPr>
                   <w:rStyle w:val="Hyperlink"/>
@@ -1486,7 +1486,7 @@
               <w:pStyle w:val="Compact"/>
               <w:jc w:val="left"/>
             </w:pPr>
-            <w:hyperlink r:id="rId33">
+            <w:hyperlink r:id="rId38">
               <w:r>
                 <w:rPr>
                   <w:rStyle w:val="Hyperlink"/>
@@ -1500,8 +1500,8 @@
         </w:tc>
       </w:tr>
     </w:tbl>
-    <w:bookmarkEnd w:id="36"/>
-    <w:bookmarkStart w:id="37" w:name="unit-vi-humanity"/>
+    <w:bookmarkEnd w:id="40"/>
+    <w:bookmarkStart w:id="41" w:name="unit-vi-humanity"/>
     <w:p>
       <w:pPr>
         <w:pStyle w:val="Heading2"/>
@@ -1622,7 +1622,7 @@
             <w:r>
               <w:t xml:space="preserve"> </w:t>
             </w:r>
-            <w:hyperlink r:id="rId33">
+            <w:hyperlink r:id="rId38">
               <w:r>
                 <w:rPr>
                   <w:rStyle w:val="Hyperlink"/>
@@ -1669,7 +1669,7 @@
               <w:pStyle w:val="Compact"/>
               <w:jc w:val="left"/>
             </w:pPr>
-            <w:hyperlink r:id="rId33">
+            <w:hyperlink r:id="rId38">
               <w:r>
                 <w:rPr>
                   <w:rStyle w:val="Hyperlink"/>
@@ -1716,7 +1716,7 @@
               <w:pStyle w:val="Compact"/>
               <w:jc w:val="left"/>
             </w:pPr>
-            <w:hyperlink r:id="rId33">
+            <w:hyperlink r:id="rId38">
               <w:r>
                 <w:rPr>
                   <w:rStyle w:val="Hyperlink"/>
@@ -1763,7 +1763,7 @@
               <w:pStyle w:val="Compact"/>
               <w:jc w:val="left"/>
             </w:pPr>
-            <w:hyperlink r:id="rId33">
+            <w:hyperlink r:id="rId38">
               <w:r>
                 <w:rPr>
                   <w:rStyle w:val="Hyperlink"/>
@@ -1812,7 +1812,7 @@
               <w:pStyle w:val="Compact"/>
               <w:jc w:val="left"/>
             </w:pPr>
-            <w:hyperlink r:id="rId33">
+            <w:hyperlink r:id="rId38">
               <w:r>
                 <w:rPr>
                   <w:rStyle w:val="Hyperlink"/>
@@ -1861,7 +1861,7 @@
               <w:pStyle w:val="Compact"/>
               <w:jc w:val="left"/>
             </w:pPr>
-            <w:hyperlink r:id="rId33">
+            <w:hyperlink r:id="rId38">
               <w:r>
                 <w:rPr>
                   <w:rStyle w:val="Hyperlink"/>
@@ -1917,8 +1917,8 @@
         <w:t xml:space="preserve">- lecture day; no student discussion leader</w:t>
       </w:r>
     </w:p>
-    <w:bookmarkEnd w:id="37"/>
-    <w:bookmarkStart w:id="38" w:name="notes"/>
+    <w:bookmarkEnd w:id="41"/>
+    <w:bookmarkStart w:id="42" w:name="notes"/>
     <w:p>
       <w:pPr>
         <w:pStyle w:val="Heading2"/>
@@ -1983,7 +1983,7 @@
         <w:t xml:space="preserve">are expected to read or listen to the primary source(s), scan secondary readings, and select one or more of the secondary or background readings to read in further depth, as well.</w:t>
       </w:r>
     </w:p>
-    <w:bookmarkEnd w:id="38"/>
+    <w:bookmarkEnd w:id="42"/>
     <w:sectPr>
       <w:footnotePr>
         <w:numRestart w:val="eachSect"/>

--- a/schedule.docx
+++ b/schedule.docx
@@ -887,8 +887,23 @@
               <w:r>
                 <w:rPr>
                   <w:rStyle w:val="Hyperlink"/>
+                  <w:strike/>
                 </w:rPr>
                 <w:t xml:space="preserve">Labor Replacement I</w:t>
+              </w:r>
+              <w:r>
+                <w:rPr>
+                  <w:rStyle w:val="Hyperlink"/>
+                </w:rPr>
+                <w:t xml:space="preserve"> </w:t>
+              </w:r>
+              <w:r>
+                <w:rPr>
+                  <w:rStyle w:val="Hyperlink"/>
+                  <w:i/>
+                  <w:iCs/>
+                </w:rPr>
+                <w:t xml:space="preserve">Rebooting the Singularity</w:t>
               </w:r>
             </w:hyperlink>
           </w:p>

--- a/schedule.docx
+++ b/schedule.docx
@@ -903,7 +903,7 @@
                   <w:i/>
                   <w:iCs/>
                 </w:rPr>
-                <w:t xml:space="preserve">Rebooting the Singularity</w:t>
+                <w:t xml:space="preserve">Scale and Speed</w:t>
               </w:r>
             </w:hyperlink>
           </w:p>

--- a/schedule.docx
+++ b/schedule.docx
@@ -960,7 +960,7 @@
       </w:tr>
     </w:tbl>
     <w:bookmarkEnd w:id="37"/>
-    <w:bookmarkStart w:id="39" w:name="unit-iv-geopolitics"/>
+    <w:bookmarkStart w:id="42" w:name="unit-iv-geopolitics"/>
     <w:p>
       <w:pPr>
         <w:pStyle w:val="Heading2"/>
@@ -1130,7 +1130,7 @@
             <w:r>
               <w:t xml:space="preserve"> </w:t>
             </w:r>
-            <w:hyperlink r:id="rId38">
+            <w:hyperlink r:id="rId39">
               <w:r>
                 <w:rPr>
                   <w:rStyle w:val="Hyperlink"/>
@@ -1177,7 +1177,7 @@
               <w:pStyle w:val="Compact"/>
               <w:jc w:val="left"/>
             </w:pPr>
-            <w:hyperlink r:id="rId38">
+            <w:hyperlink r:id="rId40">
               <w:r>
                 <w:rPr>
                   <w:rStyle w:val="Hyperlink"/>
@@ -1224,7 +1224,7 @@
               <w:pStyle w:val="Compact"/>
               <w:jc w:val="left"/>
             </w:pPr>
-            <w:hyperlink r:id="rId38">
+            <w:hyperlink r:id="rId41">
               <w:r>
                 <w:rPr>
                   <w:rStyle w:val="Hyperlink"/>
@@ -1238,8 +1238,8 @@
         </w:tc>
       </w:tr>
     </w:tbl>
-    <w:bookmarkEnd w:id="39"/>
-    <w:bookmarkStart w:id="40" w:name="unit-v-policy"/>
+    <w:bookmarkEnd w:id="42"/>
+    <w:bookmarkStart w:id="44" w:name="unit-v-policy"/>
     <w:p>
       <w:pPr>
         <w:pStyle w:val="Heading2"/>
@@ -1360,7 +1360,7 @@
             <w:r>
               <w:t xml:space="preserve"> </w:t>
             </w:r>
-            <w:hyperlink r:id="rId38">
+            <w:hyperlink r:id="rId43">
               <w:r>
                 <w:rPr>
                   <w:rStyle w:val="Hyperlink"/>
@@ -1407,7 +1407,7 @@
               <w:pStyle w:val="Compact"/>
               <w:jc w:val="left"/>
             </w:pPr>
-            <w:hyperlink r:id="rId38">
+            <w:hyperlink r:id="rId43">
               <w:r>
                 <w:rPr>
                   <w:rStyle w:val="Hyperlink"/>
@@ -1454,7 +1454,7 @@
               <w:pStyle w:val="Compact"/>
               <w:jc w:val="left"/>
             </w:pPr>
-            <w:hyperlink r:id="rId38">
+            <w:hyperlink r:id="rId43">
               <w:r>
                 <w:rPr>
                   <w:rStyle w:val="Hyperlink"/>
@@ -1501,7 +1501,7 @@
               <w:pStyle w:val="Compact"/>
               <w:jc w:val="left"/>
             </w:pPr>
-            <w:hyperlink r:id="rId38">
+            <w:hyperlink r:id="rId43">
               <w:r>
                 <w:rPr>
                   <w:rStyle w:val="Hyperlink"/>
@@ -1515,8 +1515,8 @@
         </w:tc>
       </w:tr>
     </w:tbl>
-    <w:bookmarkEnd w:id="40"/>
-    <w:bookmarkStart w:id="41" w:name="unit-vi-humanity"/>
+    <w:bookmarkEnd w:id="44"/>
+    <w:bookmarkStart w:id="45" w:name="unit-vi-humanity"/>
     <w:p>
       <w:pPr>
         <w:pStyle w:val="Heading2"/>
@@ -1637,7 +1637,7 @@
             <w:r>
               <w:t xml:space="preserve"> </w:t>
             </w:r>
-            <w:hyperlink r:id="rId38">
+            <w:hyperlink r:id="rId43">
               <w:r>
                 <w:rPr>
                   <w:rStyle w:val="Hyperlink"/>
@@ -1684,7 +1684,7 @@
               <w:pStyle w:val="Compact"/>
               <w:jc w:val="left"/>
             </w:pPr>
-            <w:hyperlink r:id="rId38">
+            <w:hyperlink r:id="rId43">
               <w:r>
                 <w:rPr>
                   <w:rStyle w:val="Hyperlink"/>
@@ -1731,7 +1731,7 @@
               <w:pStyle w:val="Compact"/>
               <w:jc w:val="left"/>
             </w:pPr>
-            <w:hyperlink r:id="rId38">
+            <w:hyperlink r:id="rId43">
               <w:r>
                 <w:rPr>
                   <w:rStyle w:val="Hyperlink"/>
@@ -1778,7 +1778,7 @@
               <w:pStyle w:val="Compact"/>
               <w:jc w:val="left"/>
             </w:pPr>
-            <w:hyperlink r:id="rId38">
+            <w:hyperlink r:id="rId43">
               <w:r>
                 <w:rPr>
                   <w:rStyle w:val="Hyperlink"/>
@@ -1827,7 +1827,7 @@
               <w:pStyle w:val="Compact"/>
               <w:jc w:val="left"/>
             </w:pPr>
-            <w:hyperlink r:id="rId38">
+            <w:hyperlink r:id="rId43">
               <w:r>
                 <w:rPr>
                   <w:rStyle w:val="Hyperlink"/>
@@ -1876,7 +1876,7 @@
               <w:pStyle w:val="Compact"/>
               <w:jc w:val="left"/>
             </w:pPr>
-            <w:hyperlink r:id="rId38">
+            <w:hyperlink r:id="rId43">
               <w:r>
                 <w:rPr>
                   <w:rStyle w:val="Hyperlink"/>
@@ -1932,8 +1932,8 @@
         <w:t xml:space="preserve">- lecture day; no student discussion leader</w:t>
       </w:r>
     </w:p>
-    <w:bookmarkEnd w:id="41"/>
-    <w:bookmarkStart w:id="42" w:name="notes"/>
+    <w:bookmarkEnd w:id="45"/>
+    <w:bookmarkStart w:id="46" w:name="notes"/>
     <w:p>
       <w:pPr>
         <w:pStyle w:val="Heading2"/>
@@ -1998,7 +1998,7 @@
         <w:t xml:space="preserve">are expected to read or listen to the primary source(s), scan secondary readings, and select one or more of the secondary or background readings to read in further depth, as well.</w:t>
       </w:r>
     </w:p>
-    <w:bookmarkEnd w:id="42"/>
+    <w:bookmarkEnd w:id="46"/>
     <w:sectPr>
       <w:footnotePr>
         <w:numRestart w:val="eachSect"/>

--- a/schedule.docx
+++ b/schedule.docx
@@ -20,23 +20,17 @@
       </w:r>
     </w:p>
     <w:bookmarkEnd w:id="20"/>
-    <w:bookmarkStart w:id="27" w:name="unit-i-philosophy"/>
+    <w:bookmarkStart w:id="23" w:name="course-introduction"/>
     <w:p>
       <w:pPr>
         <w:pStyle w:val="Heading2"/>
       </w:pPr>
       <w:r>
-        <w:t xml:space="preserve">Unit I |</w:t>
-      </w:r>
-      <w:r>
-        <w:t xml:space="preserve"> </w:t>
-      </w:r>
-      <w:r>
         <w:rPr>
           <w:i/>
           <w:iCs/>
         </w:rPr>
-        <w:t xml:space="preserve">Philosophy</w:t>
+        <w:t xml:space="preserve">Course Introduction</w:t>
       </w:r>
     </w:p>
     <w:tbl>
@@ -186,218 +180,15 @@
           </w:p>
         </w:tc>
       </w:tr>
-      <w:tr>
-        <w:tc>
-          <w:tcPr/>
-          <w:p>
-            <w:pPr>
-              <w:pStyle w:val="Compact"/>
-              <w:jc w:val="left"/>
-            </w:pPr>
-            <w:r>
-              <w:t xml:space="preserve">2.1</w:t>
-            </w:r>
-          </w:p>
-        </w:tc>
-        <w:tc>
-          <w:tcPr/>
-          <w:p>
-            <w:pPr>
-              <w:pStyle w:val="Compact"/>
-              <w:jc w:val="left"/>
-            </w:pPr>
-            <w:r>
-              <w:rPr>
-                <w:i/>
-                <w:iCs/>
-              </w:rPr>
-              <w:t xml:space="preserve">Jan 20</w:t>
-            </w:r>
-          </w:p>
-        </w:tc>
-        <w:tc>
-          <w:tcPr/>
-          <w:p>
-            <w:pPr>
-              <w:pStyle w:val="Compact"/>
-              <w:jc w:val="left"/>
-            </w:pPr>
-            <w:r>
-              <w:rPr>
-                <w:i/>
-                <w:iCs/>
-              </w:rPr>
-              <w:t xml:space="preserve">Crash Course</w:t>
-            </w:r>
-            <w:r>
-              <w:t xml:space="preserve">:</w:t>
-            </w:r>
-            <w:r>
-              <w:t xml:space="preserve"> </w:t>
-            </w:r>
-            <w:hyperlink r:id="rId23">
-              <w:r>
-                <w:rPr>
-                  <w:rStyle w:val="Hyperlink"/>
-                </w:rPr>
-                <w:t xml:space="preserve">Emergence Phenomena &amp; Systems Thinking</w:t>
-              </w:r>
-            </w:hyperlink>
-          </w:p>
-        </w:tc>
-      </w:tr>
-      <w:tr>
-        <w:tc>
-          <w:tcPr/>
-          <w:p>
-            <w:pPr>
-              <w:pStyle w:val="Compact"/>
-              <w:jc w:val="left"/>
-            </w:pPr>
-            <w:r>
-              <w:t xml:space="preserve">2.2</w:t>
-            </w:r>
-          </w:p>
-        </w:tc>
-        <w:tc>
-          <w:tcPr/>
-          <w:p>
-            <w:pPr>
-              <w:pStyle w:val="Compact"/>
-              <w:jc w:val="left"/>
-            </w:pPr>
-            <w:r>
-              <w:rPr>
-                <w:i/>
-                <w:iCs/>
-              </w:rPr>
-              <w:t xml:space="preserve">Jan 22</w:t>
-            </w:r>
-          </w:p>
-        </w:tc>
-        <w:tc>
-          <w:tcPr/>
-          <w:p>
-            <w:pPr>
-              <w:pStyle w:val="Compact"/>
-              <w:jc w:val="left"/>
-            </w:pPr>
-            <w:hyperlink r:id="rId24">
-              <w:r>
-                <w:rPr>
-                  <w:rStyle w:val="Hyperlink"/>
-                </w:rPr>
-                <w:t xml:space="preserve">Evaluating Intelligence</w:t>
-              </w:r>
-            </w:hyperlink>
-          </w:p>
-        </w:tc>
-      </w:tr>
-      <w:tr>
-        <w:tc>
-          <w:tcPr/>
-          <w:p>
-            <w:pPr>
-              <w:pStyle w:val="Compact"/>
-              <w:jc w:val="left"/>
-            </w:pPr>
-            <w:r>
-              <w:t xml:space="preserve">3.1</w:t>
-            </w:r>
-          </w:p>
-        </w:tc>
-        <w:tc>
-          <w:tcPr/>
-          <w:p>
-            <w:pPr>
-              <w:pStyle w:val="Compact"/>
-              <w:jc w:val="left"/>
-            </w:pPr>
-            <w:r>
-              <w:rPr>
-                <w:i/>
-                <w:iCs/>
-              </w:rPr>
-              <w:t xml:space="preserve">Jan 27</w:t>
-            </w:r>
-          </w:p>
-        </w:tc>
-        <w:tc>
-          <w:tcPr/>
-          <w:p>
-            <w:pPr>
-              <w:pStyle w:val="Compact"/>
-              <w:jc w:val="left"/>
-            </w:pPr>
-            <w:hyperlink r:id="rId25">
-              <w:r>
-                <w:rPr>
-                  <w:rStyle w:val="Hyperlink"/>
-                </w:rPr>
-                <w:t xml:space="preserve">AI Embodiment, Agency, &amp; Responsibility</w:t>
-              </w:r>
-            </w:hyperlink>
-          </w:p>
-        </w:tc>
-      </w:tr>
-      <w:tr>
-        <w:tc>
-          <w:tcPr/>
-          <w:p>
-            <w:pPr>
-              <w:pStyle w:val="Compact"/>
-              <w:jc w:val="left"/>
-            </w:pPr>
-            <w:r>
-              <w:t xml:space="preserve">3.2</w:t>
-            </w:r>
-          </w:p>
-        </w:tc>
-        <w:tc>
-          <w:tcPr/>
-          <w:p>
-            <w:pPr>
-              <w:pStyle w:val="Compact"/>
-              <w:jc w:val="left"/>
-            </w:pPr>
-            <w:r>
-              <w:rPr>
-                <w:i/>
-                <w:iCs/>
-              </w:rPr>
-              <w:t xml:space="preserve">Jan 29</w:t>
-            </w:r>
-          </w:p>
-        </w:tc>
-        <w:tc>
-          <w:tcPr/>
-          <w:p>
-            <w:pPr>
-              <w:pStyle w:val="Compact"/>
-              <w:jc w:val="left"/>
-            </w:pPr>
-            <w:hyperlink r:id="rId26">
-              <w:r>
-                <w:rPr>
-                  <w:rStyle w:val="Hyperlink"/>
-                  <w:b/>
-                  <w:bCs/>
-                </w:rPr>
-                <w:t xml:space="preserve">Debate I</w:t>
-              </w:r>
-            </w:hyperlink>
-          </w:p>
-        </w:tc>
-      </w:tr>
     </w:tbl>
-    <w:bookmarkEnd w:id="27"/>
-    <w:bookmarkStart w:id="32" w:name="unit-ii-technology"/>
+    <w:bookmarkEnd w:id="23"/>
+    <w:bookmarkStart w:id="28" w:name="unit-i-philosophy"/>
     <w:p>
       <w:pPr>
         <w:pStyle w:val="Heading2"/>
       </w:pPr>
       <w:r>
-        <w:t xml:space="preserve">Unit II |</w:t>
+        <w:t xml:space="preserve">Unit I |</w:t>
       </w:r>
       <w:r>
         <w:t xml:space="preserve"> </w:t>
@@ -407,7 +198,7 @@
           <w:i/>
           <w:iCs/>
         </w:rPr>
-        <w:t xml:space="preserve">Technology</w:t>
+        <w:t xml:space="preserve">Philosophy</w:t>
       </w:r>
     </w:p>
     <w:tbl>
@@ -472,7 +263,7 @@
               <w:jc w:val="left"/>
             </w:pPr>
             <w:r>
-              <w:t xml:space="preserve">4.1</w:t>
+              <w:t xml:space="preserve">2.1</w:t>
             </w:r>
           </w:p>
         </w:tc>
@@ -488,7 +279,7 @@
                 <w:i/>
                 <w:iCs/>
               </w:rPr>
-              <w:t xml:space="preserve">Feb 3</w:t>
+              <w:t xml:space="preserve">Jan 20</w:t>
             </w:r>
           </w:p>
         </w:tc>
@@ -512,12 +303,12 @@
             <w:r>
               <w:t xml:space="preserve"> </w:t>
             </w:r>
-            <w:hyperlink r:id="rId28">
+            <w:hyperlink r:id="rId24">
               <w:r>
                 <w:rPr>
                   <w:rStyle w:val="Hyperlink"/>
                 </w:rPr>
-                <w:t xml:space="preserve">Designing AI: Computers &amp; Technology</w:t>
+                <w:t xml:space="preserve">Emergence Phenomena &amp; Systems Thinking</w:t>
               </w:r>
             </w:hyperlink>
           </w:p>
@@ -532,7 +323,7 @@
               <w:jc w:val="left"/>
             </w:pPr>
             <w:r>
-              <w:t xml:space="preserve">4.2</w:t>
+              <w:t xml:space="preserve">2.2</w:t>
             </w:r>
           </w:p>
         </w:tc>
@@ -548,23 +339,23 @@
                 <w:i/>
                 <w:iCs/>
               </w:rPr>
-              <w:t xml:space="preserve">Feb 5</w:t>
-            </w:r>
-          </w:p>
-        </w:tc>
-        <w:tc>
-          <w:tcPr/>
-          <w:p>
-            <w:pPr>
-              <w:pStyle w:val="Compact"/>
-              <w:jc w:val="left"/>
-            </w:pPr>
-            <w:hyperlink r:id="rId29">
+              <w:t xml:space="preserve">Jan 22</w:t>
+            </w:r>
+          </w:p>
+        </w:tc>
+        <w:tc>
+          <w:tcPr/>
+          <w:p>
+            <w:pPr>
+              <w:pStyle w:val="Compact"/>
+              <w:jc w:val="left"/>
+            </w:pPr>
+            <w:hyperlink r:id="rId25">
               <w:r>
                 <w:rPr>
                   <w:rStyle w:val="Hyperlink"/>
                 </w:rPr>
-                <w:t xml:space="preserve">Data Privacy and Algorithmic Bias</w:t>
+                <w:t xml:space="preserve">Evaluating Intelligence</w:t>
               </w:r>
             </w:hyperlink>
           </w:p>
@@ -579,7 +370,7 @@
               <w:jc w:val="left"/>
             </w:pPr>
             <w:r>
-              <w:t xml:space="preserve">5.1</w:t>
+              <w:t xml:space="preserve">3.1</w:t>
             </w:r>
           </w:p>
         </w:tc>
@@ -595,23 +386,23 @@
                 <w:i/>
                 <w:iCs/>
               </w:rPr>
-              <w:t xml:space="preserve">Feb 10</w:t>
-            </w:r>
-          </w:p>
-        </w:tc>
-        <w:tc>
-          <w:tcPr/>
-          <w:p>
-            <w:pPr>
-              <w:pStyle w:val="Compact"/>
-              <w:jc w:val="left"/>
-            </w:pPr>
-            <w:hyperlink r:id="rId30">
+              <w:t xml:space="preserve">Jan 27</w:t>
+            </w:r>
+          </w:p>
+        </w:tc>
+        <w:tc>
+          <w:tcPr/>
+          <w:p>
+            <w:pPr>
+              <w:pStyle w:val="Compact"/>
+              <w:jc w:val="left"/>
+            </w:pPr>
+            <w:hyperlink r:id="rId26">
               <w:r>
                 <w:rPr>
                   <w:rStyle w:val="Hyperlink"/>
                 </w:rPr>
-                <w:t xml:space="preserve">Energy</w:t>
+                <w:t xml:space="preserve">AI Embodiment, Agency, &amp; Responsibility</w:t>
               </w:r>
             </w:hyperlink>
           </w:p>
@@ -626,7 +417,7 @@
               <w:jc w:val="left"/>
             </w:pPr>
             <w:r>
-              <w:t xml:space="preserve">5.2</w:t>
+              <w:t xml:space="preserve">3.2</w:t>
             </w:r>
           </w:p>
         </w:tc>
@@ -642,39 +433,39 @@
                 <w:i/>
                 <w:iCs/>
               </w:rPr>
-              <w:t xml:space="preserve">Feb 12</w:t>
-            </w:r>
-          </w:p>
-        </w:tc>
-        <w:tc>
-          <w:tcPr/>
-          <w:p>
-            <w:pPr>
-              <w:pStyle w:val="Compact"/>
-              <w:jc w:val="left"/>
-            </w:pPr>
-            <w:hyperlink r:id="rId31">
+              <w:t xml:space="preserve">Jan 29</w:t>
+            </w:r>
+          </w:p>
+        </w:tc>
+        <w:tc>
+          <w:tcPr/>
+          <w:p>
+            <w:pPr>
+              <w:pStyle w:val="Compact"/>
+              <w:jc w:val="left"/>
+            </w:pPr>
+            <w:hyperlink r:id="rId27">
               <w:r>
                 <w:rPr>
                   <w:rStyle w:val="Hyperlink"/>
                   <w:b/>
                   <w:bCs/>
                 </w:rPr>
-                <w:t xml:space="preserve">Debate II</w:t>
+                <w:t xml:space="preserve">Debate I</w:t>
               </w:r>
             </w:hyperlink>
           </w:p>
         </w:tc>
       </w:tr>
     </w:tbl>
-    <w:bookmarkEnd w:id="32"/>
-    <w:bookmarkStart w:id="37" w:name="unit-iii-business"/>
+    <w:bookmarkEnd w:id="28"/>
+    <w:bookmarkStart w:id="33" w:name="unit-ii-technology"/>
     <w:p>
       <w:pPr>
         <w:pStyle w:val="Heading2"/>
       </w:pPr>
       <w:r>
-        <w:t xml:space="preserve">Unit III |</w:t>
+        <w:t xml:space="preserve">Unit II |</w:t>
       </w:r>
       <w:r>
         <w:t xml:space="preserve"> </w:t>
@@ -684,7 +475,7 @@
           <w:i/>
           <w:iCs/>
         </w:rPr>
-        <w:t xml:space="preserve">Business</w:t>
+        <w:t xml:space="preserve">Technology</w:t>
       </w:r>
     </w:p>
     <w:tbl>
@@ -749,6 +540,283 @@
               <w:jc w:val="left"/>
             </w:pPr>
             <w:r>
+              <w:t xml:space="preserve">4.1</w:t>
+            </w:r>
+          </w:p>
+        </w:tc>
+        <w:tc>
+          <w:tcPr/>
+          <w:p>
+            <w:pPr>
+              <w:pStyle w:val="Compact"/>
+              <w:jc w:val="left"/>
+            </w:pPr>
+            <w:r>
+              <w:rPr>
+                <w:i/>
+                <w:iCs/>
+              </w:rPr>
+              <w:t xml:space="preserve">Feb 3</w:t>
+            </w:r>
+          </w:p>
+        </w:tc>
+        <w:tc>
+          <w:tcPr/>
+          <w:p>
+            <w:pPr>
+              <w:pStyle w:val="Compact"/>
+              <w:jc w:val="left"/>
+            </w:pPr>
+            <w:r>
+              <w:rPr>
+                <w:i/>
+                <w:iCs/>
+              </w:rPr>
+              <w:t xml:space="preserve">Crash Course</w:t>
+            </w:r>
+            <w:r>
+              <w:t xml:space="preserve">:</w:t>
+            </w:r>
+            <w:r>
+              <w:t xml:space="preserve"> </w:t>
+            </w:r>
+            <w:hyperlink r:id="rId29">
+              <w:r>
+                <w:rPr>
+                  <w:rStyle w:val="Hyperlink"/>
+                </w:rPr>
+                <w:t xml:space="preserve">Designing AI: Computers &amp; Technology</w:t>
+              </w:r>
+            </w:hyperlink>
+          </w:p>
+        </w:tc>
+      </w:tr>
+      <w:tr>
+        <w:tc>
+          <w:tcPr/>
+          <w:p>
+            <w:pPr>
+              <w:pStyle w:val="Compact"/>
+              <w:jc w:val="left"/>
+            </w:pPr>
+            <w:r>
+              <w:t xml:space="preserve">4.2</w:t>
+            </w:r>
+          </w:p>
+        </w:tc>
+        <w:tc>
+          <w:tcPr/>
+          <w:p>
+            <w:pPr>
+              <w:pStyle w:val="Compact"/>
+              <w:jc w:val="left"/>
+            </w:pPr>
+            <w:r>
+              <w:rPr>
+                <w:i/>
+                <w:iCs/>
+              </w:rPr>
+              <w:t xml:space="preserve">Feb 5</w:t>
+            </w:r>
+          </w:p>
+        </w:tc>
+        <w:tc>
+          <w:tcPr/>
+          <w:p>
+            <w:pPr>
+              <w:pStyle w:val="Compact"/>
+              <w:jc w:val="left"/>
+            </w:pPr>
+            <w:hyperlink r:id="rId30">
+              <w:r>
+                <w:rPr>
+                  <w:rStyle w:val="Hyperlink"/>
+                </w:rPr>
+                <w:t xml:space="preserve">Data Privacy and Algorithmic Bias</w:t>
+              </w:r>
+            </w:hyperlink>
+          </w:p>
+        </w:tc>
+      </w:tr>
+      <w:tr>
+        <w:tc>
+          <w:tcPr/>
+          <w:p>
+            <w:pPr>
+              <w:pStyle w:val="Compact"/>
+              <w:jc w:val="left"/>
+            </w:pPr>
+            <w:r>
+              <w:t xml:space="preserve">5.1</w:t>
+            </w:r>
+          </w:p>
+        </w:tc>
+        <w:tc>
+          <w:tcPr/>
+          <w:p>
+            <w:pPr>
+              <w:pStyle w:val="Compact"/>
+              <w:jc w:val="left"/>
+            </w:pPr>
+            <w:r>
+              <w:rPr>
+                <w:i/>
+                <w:iCs/>
+              </w:rPr>
+              <w:t xml:space="preserve">Feb 10</w:t>
+            </w:r>
+          </w:p>
+        </w:tc>
+        <w:tc>
+          <w:tcPr/>
+          <w:p>
+            <w:pPr>
+              <w:pStyle w:val="Compact"/>
+              <w:jc w:val="left"/>
+            </w:pPr>
+            <w:hyperlink r:id="rId31">
+              <w:r>
+                <w:rPr>
+                  <w:rStyle w:val="Hyperlink"/>
+                </w:rPr>
+                <w:t xml:space="preserve">Energy</w:t>
+              </w:r>
+            </w:hyperlink>
+          </w:p>
+        </w:tc>
+      </w:tr>
+      <w:tr>
+        <w:tc>
+          <w:tcPr/>
+          <w:p>
+            <w:pPr>
+              <w:pStyle w:val="Compact"/>
+              <w:jc w:val="left"/>
+            </w:pPr>
+            <w:r>
+              <w:t xml:space="preserve">5.2</w:t>
+            </w:r>
+          </w:p>
+        </w:tc>
+        <w:tc>
+          <w:tcPr/>
+          <w:p>
+            <w:pPr>
+              <w:pStyle w:val="Compact"/>
+              <w:jc w:val="left"/>
+            </w:pPr>
+            <w:r>
+              <w:rPr>
+                <w:i/>
+                <w:iCs/>
+              </w:rPr>
+              <w:t xml:space="preserve">Feb 12</w:t>
+            </w:r>
+          </w:p>
+        </w:tc>
+        <w:tc>
+          <w:tcPr/>
+          <w:p>
+            <w:pPr>
+              <w:pStyle w:val="Compact"/>
+              <w:jc w:val="left"/>
+            </w:pPr>
+            <w:hyperlink r:id="rId32">
+              <w:r>
+                <w:rPr>
+                  <w:rStyle w:val="Hyperlink"/>
+                  <w:b/>
+                  <w:bCs/>
+                </w:rPr>
+                <w:t xml:space="preserve">Debate II</w:t>
+              </w:r>
+            </w:hyperlink>
+          </w:p>
+        </w:tc>
+      </w:tr>
+    </w:tbl>
+    <w:bookmarkEnd w:id="33"/>
+    <w:bookmarkStart w:id="38" w:name="unit-iii-business"/>
+    <w:p>
+      <w:pPr>
+        <w:pStyle w:val="Heading2"/>
+      </w:pPr>
+      <w:r>
+        <w:t xml:space="preserve">Unit III |</w:t>
+      </w:r>
+      <w:r>
+        <w:t xml:space="preserve"> </w:t>
+      </w:r>
+      <w:r>
+        <w:rPr>
+          <w:i/>
+          <w:iCs/>
+        </w:rPr>
+        <w:t xml:space="preserve">Business</w:t>
+      </w:r>
+    </w:p>
+    <w:tbl>
+      <w:tblPr>
+        <w:tblStyle w:val="Table"/>
+        <w:tblW w:type="pct" w:w="5000"/>
+        <w:tblLayout w:type="fixed"/>
+        <w:tblLook w:firstRow="1" w:lastRow="0" w:firstColumn="0" w:lastColumn="0" w:noHBand="0" w:noVBand="0" w:val="0020"/>
+      </w:tblPr>
+      <w:tblGrid>
+        <w:gridCol w:w="2640"/>
+        <w:gridCol w:w="2640"/>
+        <w:gridCol w:w="2640"/>
+      </w:tblGrid>
+      <w:tr>
+        <w:trPr>
+          <w:tblHeader w:val="on"/>
+        </w:trPr>
+        <w:tc>
+          <w:tcPr/>
+          <w:p>
+            <w:pPr>
+              <w:pStyle w:val="Compact"/>
+              <w:jc w:val="left"/>
+            </w:pPr>
+            <w:r>
+              <w:t xml:space="preserve">Week</w:t>
+            </w:r>
+          </w:p>
+        </w:tc>
+        <w:tc>
+          <w:tcPr/>
+          <w:p>
+            <w:pPr>
+              <w:pStyle w:val="Compact"/>
+              <w:jc w:val="left"/>
+            </w:pPr>
+            <w:r>
+              <w:t xml:space="preserve">Date</w:t>
+            </w:r>
+          </w:p>
+        </w:tc>
+        <w:tc>
+          <w:tcPr/>
+          <w:p>
+            <w:pPr>
+              <w:pStyle w:val="Compact"/>
+              <w:jc w:val="left"/>
+            </w:pPr>
+            <w:r>
+              <w:t xml:space="preserve">Topic</w:t>
+            </w:r>
+          </w:p>
+        </w:tc>
+      </w:tr>
+      <w:tr>
+        <w:tc>
+          <w:tcPr/>
+          <w:p>
+            <w:pPr>
+              <w:pStyle w:val="Compact"/>
+              <w:jc w:val="left"/>
+            </w:pPr>
+            <w:r>
               <w:t xml:space="preserve">6.1</w:t>
             </w:r>
           </w:p>
@@ -789,7 +857,7 @@
             <w:r>
               <w:t xml:space="preserve"> </w:t>
             </w:r>
-            <w:hyperlink r:id="rId33">
+            <w:hyperlink r:id="rId34">
               <w:r>
                 <w:rPr>
                   <w:rStyle w:val="Hyperlink"/>
@@ -836,7 +904,7 @@
               <w:pStyle w:val="Compact"/>
               <w:jc w:val="left"/>
             </w:pPr>
-            <w:hyperlink r:id="rId34">
+            <w:hyperlink r:id="rId35">
               <w:r>
                 <w:rPr>
                   <w:rStyle w:val="Hyperlink"/>
@@ -883,7 +951,7 @@
               <w:pStyle w:val="Compact"/>
               <w:jc w:val="left"/>
             </w:pPr>
-            <w:hyperlink r:id="rId35">
+            <w:hyperlink r:id="rId36">
               <w:r>
                 <w:rPr>
                   <w:rStyle w:val="Hyperlink"/>
@@ -945,7 +1013,7 @@
               <w:pStyle w:val="Compact"/>
               <w:jc w:val="left"/>
             </w:pPr>
-            <w:hyperlink r:id="rId36">
+            <w:hyperlink r:id="rId37">
               <w:r>
                 <w:rPr>
                   <w:rStyle w:val="Hyperlink"/>
@@ -959,8 +1027,8 @@
         </w:tc>
       </w:tr>
     </w:tbl>
-    <w:bookmarkEnd w:id="37"/>
-    <w:bookmarkStart w:id="42" w:name="unit-iv-geopolitics"/>
+    <w:bookmarkEnd w:id="38"/>
+    <w:bookmarkStart w:id="43" w:name="unit-iv-geopolitics"/>
     <w:p>
       <w:pPr>
         <w:pStyle w:val="Heading2"/>
@@ -1068,7 +1136,7 @@
               <w:pStyle w:val="Compact"/>
               <w:jc w:val="left"/>
             </w:pPr>
-            <w:hyperlink r:id="rId38">
+            <w:hyperlink r:id="rId39">
               <w:r>
                 <w:rPr>
                   <w:rStyle w:val="Hyperlink"/>
@@ -1130,7 +1198,7 @@
             <w:r>
               <w:t xml:space="preserve"> </w:t>
             </w:r>
-            <w:hyperlink r:id="rId39">
+            <w:hyperlink r:id="rId40">
               <w:r>
                 <w:rPr>
                   <w:rStyle w:val="Hyperlink"/>
@@ -1177,7 +1245,7 @@
               <w:pStyle w:val="Compact"/>
               <w:jc w:val="left"/>
             </w:pPr>
-            <w:hyperlink r:id="rId40">
+            <w:hyperlink r:id="rId41">
               <w:r>
                 <w:rPr>
                   <w:rStyle w:val="Hyperlink"/>
@@ -1224,7 +1292,7 @@
               <w:pStyle w:val="Compact"/>
               <w:jc w:val="left"/>
             </w:pPr>
-            <w:hyperlink r:id="rId41">
+            <w:hyperlink r:id="rId42">
               <w:r>
                 <w:rPr>
                   <w:rStyle w:val="Hyperlink"/>
@@ -1238,8 +1306,8 @@
         </w:tc>
       </w:tr>
     </w:tbl>
-    <w:bookmarkEnd w:id="42"/>
-    <w:bookmarkStart w:id="44" w:name="unit-v-policy"/>
+    <w:bookmarkEnd w:id="43"/>
+    <w:bookmarkStart w:id="45" w:name="unit-v-policy"/>
     <w:p>
       <w:pPr>
         <w:pStyle w:val="Heading2"/>
@@ -1360,7 +1428,7 @@
             <w:r>
               <w:t xml:space="preserve"> </w:t>
             </w:r>
-            <w:hyperlink r:id="rId43">
+            <w:hyperlink r:id="rId44">
               <w:r>
                 <w:rPr>
                   <w:rStyle w:val="Hyperlink"/>
@@ -1407,12 +1475,12 @@
               <w:pStyle w:val="Compact"/>
               <w:jc w:val="left"/>
             </w:pPr>
-            <w:hyperlink r:id="rId43">
+            <w:hyperlink r:id="rId44">
               <w:r>
                 <w:rPr>
                   <w:rStyle w:val="Hyperlink"/>
                 </w:rPr>
-                <w:t xml:space="preserve">Labor Replacement II</w:t>
+                <w:t xml:space="preserve">Labor Replacement</w:t>
               </w:r>
             </w:hyperlink>
           </w:p>
@@ -1454,7 +1522,7 @@
               <w:pStyle w:val="Compact"/>
               <w:jc w:val="left"/>
             </w:pPr>
-            <w:hyperlink r:id="rId43">
+            <w:hyperlink r:id="rId44">
               <w:r>
                 <w:rPr>
                   <w:rStyle w:val="Hyperlink"/>
@@ -1501,7 +1569,7 @@
               <w:pStyle w:val="Compact"/>
               <w:jc w:val="left"/>
             </w:pPr>
-            <w:hyperlink r:id="rId43">
+            <w:hyperlink r:id="rId44">
               <w:r>
                 <w:rPr>
                   <w:rStyle w:val="Hyperlink"/>
@@ -1515,8 +1583,8 @@
         </w:tc>
       </w:tr>
     </w:tbl>
-    <w:bookmarkEnd w:id="44"/>
-    <w:bookmarkStart w:id="45" w:name="unit-vi-humanity"/>
+    <w:bookmarkEnd w:id="45"/>
+    <w:bookmarkStart w:id="46" w:name="unit-vi-humanity"/>
     <w:p>
       <w:pPr>
         <w:pStyle w:val="Heading2"/>
@@ -1637,7 +1705,7 @@
             <w:r>
               <w:t xml:space="preserve"> </w:t>
             </w:r>
-            <w:hyperlink r:id="rId43">
+            <w:hyperlink r:id="rId44">
               <w:r>
                 <w:rPr>
                   <w:rStyle w:val="Hyperlink"/>
@@ -1684,7 +1752,7 @@
               <w:pStyle w:val="Compact"/>
               <w:jc w:val="left"/>
             </w:pPr>
-            <w:hyperlink r:id="rId43">
+            <w:hyperlink r:id="rId44">
               <w:r>
                 <w:rPr>
                   <w:rStyle w:val="Hyperlink"/>
@@ -1731,7 +1799,7 @@
               <w:pStyle w:val="Compact"/>
               <w:jc w:val="left"/>
             </w:pPr>
-            <w:hyperlink r:id="rId43">
+            <w:hyperlink r:id="rId44">
               <w:r>
                 <w:rPr>
                   <w:rStyle w:val="Hyperlink"/>
@@ -1778,7 +1846,7 @@
               <w:pStyle w:val="Compact"/>
               <w:jc w:val="left"/>
             </w:pPr>
-            <w:hyperlink r:id="rId43">
+            <w:hyperlink r:id="rId44">
               <w:r>
                 <w:rPr>
                   <w:rStyle w:val="Hyperlink"/>
@@ -1791,6 +1859,73 @@
           </w:p>
         </w:tc>
       </w:tr>
+    </w:tbl>
+    <w:bookmarkEnd w:id="46"/>
+    <w:bookmarkStart w:id="47" w:name="project-presentations"/>
+    <w:p>
+      <w:pPr>
+        <w:pStyle w:val="Heading2"/>
+      </w:pPr>
+      <w:r>
+        <w:rPr>
+          <w:i/>
+          <w:iCs/>
+        </w:rPr>
+        <w:t xml:space="preserve">Project Presentations</w:t>
+      </w:r>
+    </w:p>
+    <w:tbl>
+      <w:tblPr>
+        <w:tblStyle w:val="Table"/>
+        <w:tblW w:type="auto" w:w="0"/>
+        <w:tblLook w:firstRow="1" w:lastRow="0" w:firstColumn="0" w:lastColumn="0" w:noHBand="0" w:noVBand="0" w:val="0020"/>
+      </w:tblPr>
+      <w:tblGrid>
+        <w:gridCol w:w="2640"/>
+        <w:gridCol w:w="2640"/>
+        <w:gridCol w:w="2640"/>
+      </w:tblGrid>
+      <w:tr>
+        <w:trPr>
+          <w:tblHeader w:val="on"/>
+        </w:trPr>
+        <w:tc>
+          <w:tcPr/>
+          <w:p>
+            <w:pPr>
+              <w:pStyle w:val="Compact"/>
+              <w:jc w:val="left"/>
+            </w:pPr>
+            <w:r>
+              <w:t xml:space="preserve">Week</w:t>
+            </w:r>
+          </w:p>
+        </w:tc>
+        <w:tc>
+          <w:tcPr/>
+          <w:p>
+            <w:pPr>
+              <w:pStyle w:val="Compact"/>
+              <w:jc w:val="left"/>
+            </w:pPr>
+            <w:r>
+              <w:t xml:space="preserve">Date</w:t>
+            </w:r>
+          </w:p>
+        </w:tc>
+        <w:tc>
+          <w:tcPr/>
+          <w:p>
+            <w:pPr>
+              <w:pStyle w:val="Compact"/>
+              <w:jc w:val="left"/>
+            </w:pPr>
+            <w:r>
+              <w:t xml:space="preserve">Topic</w:t>
+            </w:r>
+          </w:p>
+        </w:tc>
+      </w:tr>
       <w:tr>
         <w:tc>
           <w:tcPr/>
@@ -1827,14 +1962,14 @@
               <w:pStyle w:val="Compact"/>
               <w:jc w:val="left"/>
             </w:pPr>
-            <w:hyperlink r:id="rId43">
+            <w:hyperlink r:id="rId44">
               <w:r>
                 <w:rPr>
                   <w:rStyle w:val="Hyperlink"/>
                   <w:b/>
                   <w:bCs/>
                 </w:rPr>
-                <w:t xml:space="preserve">Final Presentations</w:t>
+                <w:t xml:space="preserve">Graduate Presentations</w:t>
               </w:r>
             </w:hyperlink>
           </w:p>
@@ -1876,14 +2011,14 @@
               <w:pStyle w:val="Compact"/>
               <w:jc w:val="left"/>
             </w:pPr>
-            <w:hyperlink r:id="rId43">
+            <w:hyperlink r:id="rId44">
               <w:r>
                 <w:rPr>
                   <w:rStyle w:val="Hyperlink"/>
                   <w:b/>
                   <w:bCs/>
                 </w:rPr>
-                <w:t xml:space="preserve">Final Presentations</w:t>
+                <w:t xml:space="preserve">Undergraduate Presentations</w:t>
               </w:r>
             </w:hyperlink>
           </w:p>
@@ -1932,8 +2067,8 @@
         <w:t xml:space="preserve">- lecture day; no student discussion leader</w:t>
       </w:r>
     </w:p>
-    <w:bookmarkEnd w:id="45"/>
-    <w:bookmarkStart w:id="46" w:name="notes"/>
+    <w:bookmarkEnd w:id="47"/>
+    <w:bookmarkStart w:id="48" w:name="notes"/>
     <w:p>
       <w:pPr>
         <w:pStyle w:val="Heading2"/>
@@ -1998,7 +2133,7 @@
         <w:t xml:space="preserve">are expected to read or listen to the primary source(s), scan secondary readings, and select one or more of the secondary or background readings to read in further depth, as well.</w:t>
       </w:r>
     </w:p>
-    <w:bookmarkEnd w:id="46"/>
+    <w:bookmarkEnd w:id="48"/>
     <w:sectPr>
       <w:footnotePr>
         <w:numRestart w:val="eachSect"/>

--- a/schedule.docx
+++ b/schedule.docx
@@ -2068,13 +2068,22 @@
       </w:r>
     </w:p>
     <w:bookmarkEnd w:id="47"/>
-    <w:bookmarkStart w:id="48" w:name="notes"/>
+    <w:bookmarkStart w:id="55" w:name="notes"/>
     <w:p>
       <w:pPr>
         <w:pStyle w:val="Heading2"/>
       </w:pPr>
       <w:r>
         <w:t xml:space="preserve">🗒️ Notes</w:t>
+      </w:r>
+    </w:p>
+    <w:bookmarkStart w:id="48" w:name="a-note-on-readings"/>
+    <w:p>
+      <w:pPr>
+        <w:pStyle w:val="Heading3"/>
+      </w:pPr>
+      <w:r>
+        <w:t xml:space="preserve">A Note on Readings</w:t>
       </w:r>
     </w:p>
     <w:p>
@@ -2082,11 +2091,7 @@
         <w:pStyle w:val="FirstParagraph"/>
       </w:pPr>
       <w:r>
-        <w:rPr>
-          <w:b/>
-          <w:bCs/>
-        </w:rPr>
-        <w:t xml:space="preserve">A Note on Readings</w:t>
+        <w:t xml:space="preserve">All readings may be found linked from the course content pages. Readings will be posted at least one week ahead of time. Each day will have one or two primary sources that should be read, listened to, or watched in full, a series of simpler secondary readings (often, news coverage, podcasts, and/or videos) that should be browsed or scanned, and (frequently) further secondary and background reference reading for those interested in diving deeper.</w:t>
       </w:r>
     </w:p>
     <w:p>
@@ -2094,7 +2099,17 @@
         <w:pStyle w:val="BodyText"/>
       </w:pPr>
       <w:r>
-        <w:t xml:space="preserve">All readings may be found linked from the course content pages. Readings will be posted at least one week ahead of time. Each day will have one or two primary sources that should be read, listened to, or watched in full, a series of simpler secondary readings (often, news coverage, podcasts, and/or videos) that should be browsed or scanned, and (frequently) further secondary and background reference reading for those interested in diving deeper.</w:t>
+        <w:rPr>
+          <w:b/>
+          <w:bCs/>
+        </w:rPr>
+        <w:t xml:space="preserve">Undergraduate students</w:t>
+      </w:r>
+      <w:r>
+        <w:t xml:space="preserve"> </w:t>
+      </w:r>
+      <w:r>
+        <w:t xml:space="preserve">are expected to read or listen to the primary source(s) for the day and scan background readings.</w:t>
       </w:r>
     </w:p>
     <w:p>
@@ -2106,13 +2121,31 @@
           <w:b/>
           <w:bCs/>
         </w:rPr>
-        <w:t xml:space="preserve">Undergraduate students</w:t>
+        <w:t xml:space="preserve">Graduate students</w:t>
       </w:r>
       <w:r>
         <w:t xml:space="preserve"> </w:t>
       </w:r>
       <w:r>
-        <w:t xml:space="preserve">are expected to read or listen to the primary source(s) for the day and scan background readings.</w:t>
+        <w:t xml:space="preserve">are expected to read or listen to the primary source(s), scan secondary readings, and select one or more of the secondary or background readings to read in further depth, as well.</w:t>
+      </w:r>
+    </w:p>
+    <w:bookmarkEnd w:id="48"/>
+    <w:bookmarkStart w:id="54" w:name="digital-access-to-readings"/>
+    <w:p>
+      <w:pPr>
+        <w:pStyle w:val="Heading3"/>
+      </w:pPr>
+      <w:r>
+        <w:t xml:space="preserve">Digital Access to Readings</w:t>
+      </w:r>
+    </w:p>
+    <w:p>
+      <w:pPr>
+        <w:pStyle w:val="FirstParagraph"/>
+      </w:pPr>
+      <w:r>
+        <w:t xml:space="preserve">You may need to log in through the library with your Syracuse ID to access academic articles linked in the readings.</w:t>
       </w:r>
     </w:p>
     <w:p>
@@ -2120,20 +2153,91 @@
         <w:pStyle w:val="BodyText"/>
       </w:pPr>
       <w:r>
-        <w:rPr>
-          <w:b/>
-          <w:bCs/>
-        </w:rPr>
-        <w:t xml:space="preserve">Graduate students</w:t>
+        <w:t xml:space="preserve">News stories are predominantly taken from sources you have free digital access to through the SU library:</w:t>
       </w:r>
       <w:r>
         <w:t xml:space="preserve"> </w:t>
       </w:r>
-      <w:r>
-        <w:t xml:space="preserve">are expected to read or listen to the primary source(s), scan secondary readings, and select one or more of the secondary or background readings to read in further depth, as well.</w:t>
+      <w:hyperlink r:id="rId49">
+        <w:r>
+          <w:rPr>
+            <w:rStyle w:val="Hyperlink"/>
+            <w:i/>
+            <w:iCs/>
+          </w:rPr>
+          <w:t xml:space="preserve">The New York Times</w:t>
+        </w:r>
+      </w:hyperlink>
+      <w:r>
+        <w:t xml:space="preserve">,</w:t>
+      </w:r>
+      <w:r>
+        <w:t xml:space="preserve"> </w:t>
+      </w:r>
+      <w:hyperlink r:id="rId50">
+        <w:r>
+          <w:rPr>
+            <w:rStyle w:val="Hyperlink"/>
+            <w:i/>
+            <w:iCs/>
+          </w:rPr>
+          <w:t xml:space="preserve">Wall Street Journal</w:t>
+        </w:r>
+      </w:hyperlink>
+      <w:r>
+        <w:t xml:space="preserve">,</w:t>
+      </w:r>
+      <w:r>
+        <w:t xml:space="preserve"> </w:t>
+      </w:r>
+      <w:hyperlink r:id="rId51">
+        <w:r>
+          <w:rPr>
+            <w:rStyle w:val="Hyperlink"/>
+            <w:i/>
+            <w:iCs/>
+          </w:rPr>
+          <w:t xml:space="preserve">Washington Post</w:t>
+        </w:r>
+      </w:hyperlink>
+      <w:r>
+        <w:t xml:space="preserve">,</w:t>
+      </w:r>
+      <w:r>
+        <w:t xml:space="preserve"> </w:t>
+      </w:r>
+      <w:hyperlink r:id="rId52">
+        <w:r>
+          <w:rPr>
+            <w:rStyle w:val="Hyperlink"/>
+            <w:i/>
+            <w:iCs/>
+          </w:rPr>
+          <w:t xml:space="preserve">Syracuse Post Standard</w:t>
+        </w:r>
+      </w:hyperlink>
+      <w:r>
+        <w:t xml:space="preserve">, and</w:t>
+      </w:r>
+      <w:r>
+        <w:t xml:space="preserve"> </w:t>
+      </w:r>
+      <w:hyperlink r:id="rId53">
+        <w:r>
+          <w:rPr>
+            <w:rStyle w:val="Hyperlink"/>
+            <w:i/>
+            <w:iCs/>
+          </w:rPr>
+          <w:t xml:space="preserve">The Atlantic</w:t>
+        </w:r>
+      </w:hyperlink>
+      <w:r>
+        <w:t xml:space="preserve">. Click through and make sure you set up your access to each publication so you can read the articles when assigned.</w:t>
       </w:r>
     </w:p>
-    <w:bookmarkEnd w:id="48"/>
+    <w:bookmarkEnd w:id="54"/>
+    <w:bookmarkEnd w:id="55"/>
     <w:sectPr>
       <w:footnotePr>
         <w:numRestart w:val="eachSect"/>

--- a/schedule.docx
+++ b/schedule.docx
@@ -10,7 +10,7 @@
         <w:t xml:space="preserve">Schedule</w:t>
       </w:r>
     </w:p>
-    <w:bookmarkStart w:id="20" w:name="course-schedule"/>
+    <w:bookmarkStart w:id="9" w:name="course-schedule"/>
     <w:p>
       <w:pPr>
         <w:pStyle w:val="Heading2"/>
@@ -19,8 +19,8 @@
         <w:t xml:space="preserve">🗓️ Course Schedule</w:t>
       </w:r>
     </w:p>
-    <w:bookmarkEnd w:id="20"/>
-    <w:bookmarkStart w:id="23" w:name="course-introduction"/>
+    <w:bookmarkEnd w:id="9"/>
+    <w:bookmarkStart w:id="12" w:name="course-introduction"/>
     <w:p>
       <w:pPr>
         <w:pStyle w:val="Heading2"/>
@@ -122,7 +122,7 @@
               <w:pStyle w:val="Compact"/>
               <w:jc w:val="left"/>
             </w:pPr>
-            <w:hyperlink r:id="rId21">
+            <w:hyperlink r:id="rId10">
               <w:r>
                 <w:rPr>
                   <w:rStyle w:val="Hyperlink"/>
@@ -169,7 +169,7 @@
               <w:pStyle w:val="Compact"/>
               <w:jc w:val="left"/>
             </w:pPr>
-            <w:hyperlink r:id="rId22">
+            <w:hyperlink r:id="rId11">
               <w:r>
                 <w:rPr>
                   <w:rStyle w:val="Hyperlink"/>
@@ -181,8 +181,8 @@
         </w:tc>
       </w:tr>
     </w:tbl>
-    <w:bookmarkEnd w:id="23"/>
-    <w:bookmarkStart w:id="28" w:name="unit-i-philosophy"/>
+    <w:bookmarkEnd w:id="12"/>
+    <w:bookmarkStart w:id="17" w:name="unit-i-philosophy"/>
     <w:p>
       <w:pPr>
         <w:pStyle w:val="Heading2"/>
@@ -303,7 +303,7 @@
             <w:r>
               <w:t xml:space="preserve"> </w:t>
             </w:r>
-            <w:hyperlink r:id="rId24">
+            <w:hyperlink r:id="rId13">
               <w:r>
                 <w:rPr>
                   <w:rStyle w:val="Hyperlink"/>
@@ -350,7 +350,7 @@
               <w:pStyle w:val="Compact"/>
               <w:jc w:val="left"/>
             </w:pPr>
-            <w:hyperlink r:id="rId25">
+            <w:hyperlink r:id="rId14">
               <w:r>
                 <w:rPr>
                   <w:rStyle w:val="Hyperlink"/>
@@ -397,7 +397,7 @@
               <w:pStyle w:val="Compact"/>
               <w:jc w:val="left"/>
             </w:pPr>
-            <w:hyperlink r:id="rId26">
+            <w:hyperlink r:id="rId15">
               <w:r>
                 <w:rPr>
                   <w:rStyle w:val="Hyperlink"/>
@@ -444,7 +444,7 @@
               <w:pStyle w:val="Compact"/>
               <w:jc w:val="left"/>
             </w:pPr>
-            <w:hyperlink r:id="rId27">
+            <w:hyperlink r:id="rId16">
               <w:r>
                 <w:rPr>
                   <w:rStyle w:val="Hyperlink"/>
@@ -458,8 +458,8 @@
         </w:tc>
       </w:tr>
     </w:tbl>
-    <w:bookmarkEnd w:id="28"/>
-    <w:bookmarkStart w:id="33" w:name="unit-ii-technology"/>
+    <w:bookmarkEnd w:id="17"/>
+    <w:bookmarkStart w:id="22" w:name="unit-ii-technology"/>
     <w:p>
       <w:pPr>
         <w:pStyle w:val="Heading2"/>
@@ -580,7 +580,7 @@
             <w:r>
               <w:t xml:space="preserve"> </w:t>
             </w:r>
-            <w:hyperlink r:id="rId29">
+            <w:hyperlink r:id="rId18">
               <w:r>
                 <w:rPr>
                   <w:rStyle w:val="Hyperlink"/>
@@ -627,7 +627,7 @@
               <w:pStyle w:val="Compact"/>
               <w:jc w:val="left"/>
             </w:pPr>
-            <w:hyperlink r:id="rId30">
+            <w:hyperlink r:id="rId19">
               <w:r>
                 <w:rPr>
                   <w:rStyle w:val="Hyperlink"/>
@@ -674,7 +674,7 @@
               <w:pStyle w:val="Compact"/>
               <w:jc w:val="left"/>
             </w:pPr>
-            <w:hyperlink r:id="rId31">
+            <w:hyperlink r:id="rId20">
               <w:r>
                 <w:rPr>
                   <w:rStyle w:val="Hyperlink"/>
@@ -721,7 +721,7 @@
               <w:pStyle w:val="Compact"/>
               <w:jc w:val="left"/>
             </w:pPr>
-            <w:hyperlink r:id="rId32">
+            <w:hyperlink r:id="rId21">
               <w:r>
                 <w:rPr>
                   <w:rStyle w:val="Hyperlink"/>
@@ -735,8 +735,8 @@
         </w:tc>
       </w:tr>
     </w:tbl>
-    <w:bookmarkEnd w:id="33"/>
-    <w:bookmarkStart w:id="38" w:name="unit-iii-business"/>
+    <w:bookmarkEnd w:id="22"/>
+    <w:bookmarkStart w:id="27" w:name="unit-iii-business"/>
     <w:p>
       <w:pPr>
         <w:pStyle w:val="Heading2"/>
@@ -857,7 +857,7 @@
             <w:r>
               <w:t xml:space="preserve"> </w:t>
             </w:r>
-            <w:hyperlink r:id="rId34">
+            <w:hyperlink r:id="rId23">
               <w:r>
                 <w:rPr>
                   <w:rStyle w:val="Hyperlink"/>
@@ -904,7 +904,7 @@
               <w:pStyle w:val="Compact"/>
               <w:jc w:val="left"/>
             </w:pPr>
-            <w:hyperlink r:id="rId35">
+            <w:hyperlink r:id="rId24">
               <w:r>
                 <w:rPr>
                   <w:rStyle w:val="Hyperlink"/>
@@ -951,7 +951,7 @@
               <w:pStyle w:val="Compact"/>
               <w:jc w:val="left"/>
             </w:pPr>
-            <w:hyperlink r:id="rId36">
+            <w:hyperlink r:id="rId25">
               <w:r>
                 <w:rPr>
                   <w:rStyle w:val="Hyperlink"/>
@@ -1013,7 +1013,7 @@
               <w:pStyle w:val="Compact"/>
               <w:jc w:val="left"/>
             </w:pPr>
-            <w:hyperlink r:id="rId37">
+            <w:hyperlink r:id="rId26">
               <w:r>
                 <w:rPr>
                   <w:rStyle w:val="Hyperlink"/>
@@ -1027,8 +1027,8 @@
         </w:tc>
       </w:tr>
     </w:tbl>
-    <w:bookmarkEnd w:id="38"/>
-    <w:bookmarkStart w:id="43" w:name="unit-iv-geopolitics"/>
+    <w:bookmarkEnd w:id="27"/>
+    <w:bookmarkStart w:id="32" w:name="unit-iv-geopolitics"/>
     <w:p>
       <w:pPr>
         <w:pStyle w:val="Heading2"/>
@@ -1136,7 +1136,7 @@
               <w:pStyle w:val="Compact"/>
               <w:jc w:val="left"/>
             </w:pPr>
-            <w:hyperlink r:id="rId39">
+            <w:hyperlink r:id="rId28">
               <w:r>
                 <w:rPr>
                   <w:rStyle w:val="Hyperlink"/>
@@ -1198,7 +1198,7 @@
             <w:r>
               <w:t xml:space="preserve"> </w:t>
             </w:r>
-            <w:hyperlink r:id="rId40">
+            <w:hyperlink r:id="rId29">
               <w:r>
                 <w:rPr>
                   <w:rStyle w:val="Hyperlink"/>
@@ -1245,7 +1245,7 @@
               <w:pStyle w:val="Compact"/>
               <w:jc w:val="left"/>
             </w:pPr>
-            <w:hyperlink r:id="rId41">
+            <w:hyperlink r:id="rId30">
               <w:r>
                 <w:rPr>
                   <w:rStyle w:val="Hyperlink"/>
@@ -1292,7 +1292,7 @@
               <w:pStyle w:val="Compact"/>
               <w:jc w:val="left"/>
             </w:pPr>
-            <w:hyperlink r:id="rId42">
+            <w:hyperlink r:id="rId31">
               <w:r>
                 <w:rPr>
                   <w:rStyle w:val="Hyperlink"/>
@@ -1306,8 +1306,8 @@
         </w:tc>
       </w:tr>
     </w:tbl>
-    <w:bookmarkEnd w:id="43"/>
-    <w:bookmarkStart w:id="45" w:name="unit-v-policy"/>
+    <w:bookmarkEnd w:id="32"/>
+    <w:bookmarkStart w:id="37" w:name="unit-v-government"/>
     <w:p>
       <w:pPr>
         <w:pStyle w:val="Heading2"/>
@@ -1323,7 +1323,7 @@
           <w:i/>
           <w:iCs/>
         </w:rPr>
-        <w:t xml:space="preserve">Policy</w:t>
+        <w:t xml:space="preserve">Government</w:t>
       </w:r>
     </w:p>
     <w:tbl>
@@ -1428,7 +1428,7 @@
             <w:r>
               <w:t xml:space="preserve"> </w:t>
             </w:r>
-            <w:hyperlink r:id="rId44">
+            <w:hyperlink r:id="rId33">
               <w:r>
                 <w:rPr>
                   <w:rStyle w:val="Hyperlink"/>
@@ -1475,7 +1475,7 @@
               <w:pStyle w:val="Compact"/>
               <w:jc w:val="left"/>
             </w:pPr>
-            <w:hyperlink r:id="rId44">
+            <w:hyperlink r:id="rId34">
               <w:r>
                 <w:rPr>
                   <w:rStyle w:val="Hyperlink"/>
@@ -1522,12 +1522,12 @@
               <w:pStyle w:val="Compact"/>
               <w:jc w:val="left"/>
             </w:pPr>
-            <w:hyperlink r:id="rId44">
+            <w:hyperlink r:id="rId35">
               <w:r>
                 <w:rPr>
                   <w:rStyle w:val="Hyperlink"/>
                 </w:rPr>
-                <w:t xml:space="preserve">Democracy &amp; AI</w:t>
+                <w:t xml:space="preserve">Democracy &amp; Authoritarianism</w:t>
               </w:r>
             </w:hyperlink>
           </w:p>
@@ -1569,7 +1569,7 @@
               <w:pStyle w:val="Compact"/>
               <w:jc w:val="left"/>
             </w:pPr>
-            <w:hyperlink r:id="rId44">
+            <w:hyperlink r:id="rId36">
               <w:r>
                 <w:rPr>
                   <w:rStyle w:val="Hyperlink"/>
@@ -1583,8 +1583,8 @@
         </w:tc>
       </w:tr>
     </w:tbl>
-    <w:bookmarkEnd w:id="45"/>
-    <w:bookmarkStart w:id="46" w:name="unit-vi-humanity"/>
+    <w:bookmarkEnd w:id="37"/>
+    <w:bookmarkStart w:id="42" w:name="unit-vi-humanity"/>
     <w:p>
       <w:pPr>
         <w:pStyle w:val="Heading2"/>
@@ -1705,7 +1705,7 @@
             <w:r>
               <w:t xml:space="preserve"> </w:t>
             </w:r>
-            <w:hyperlink r:id="rId44">
+            <w:hyperlink r:id="rId38">
               <w:r>
                 <w:rPr>
                   <w:rStyle w:val="Hyperlink"/>
@@ -1752,12 +1752,12 @@
               <w:pStyle w:val="Compact"/>
               <w:jc w:val="left"/>
             </w:pPr>
-            <w:hyperlink r:id="rId44">
+            <w:hyperlink r:id="rId39">
               <w:r>
                 <w:rPr>
                   <w:rStyle w:val="Hyperlink"/>
                 </w:rPr>
-                <w:t xml:space="preserve">Authoritarianism and AI</w:t>
+                <w:t xml:space="preserve">Alignment</w:t>
               </w:r>
             </w:hyperlink>
           </w:p>
@@ -1799,7 +1799,7 @@
               <w:pStyle w:val="Compact"/>
               <w:jc w:val="left"/>
             </w:pPr>
-            <w:hyperlink r:id="rId44">
+            <w:hyperlink r:id="rId40">
               <w:r>
                 <w:rPr>
                   <w:rStyle w:val="Hyperlink"/>
@@ -1846,7 +1846,7 @@
               <w:pStyle w:val="Compact"/>
               <w:jc w:val="left"/>
             </w:pPr>
-            <w:hyperlink r:id="rId44">
+            <w:hyperlink r:id="rId41">
               <w:r>
                 <w:rPr>
                   <w:rStyle w:val="Hyperlink"/>
@@ -1860,8 +1860,8 @@
         </w:tc>
       </w:tr>
     </w:tbl>
-    <w:bookmarkEnd w:id="46"/>
-    <w:bookmarkStart w:id="47" w:name="project-presentations"/>
+    <w:bookmarkEnd w:id="42"/>
+    <w:bookmarkStart w:id="45" w:name="project-presentations"/>
     <w:p>
       <w:pPr>
         <w:pStyle w:val="Heading2"/>
@@ -1877,7 +1877,8 @@
     <w:tbl>
       <w:tblPr>
         <w:tblStyle w:val="Table"/>
-        <w:tblW w:type="auto" w:w="0"/>
+        <w:tblW w:type="pct" w:w="5000"/>
+        <w:tblLayout w:type="fixed"/>
         <w:tblLook w:firstRow="1" w:lastRow="0" w:firstColumn="0" w:lastColumn="0" w:noHBand="0" w:noVBand="0" w:val="0020"/>
       </w:tblPr>
       <w:tblGrid>
@@ -1962,7 +1963,7 @@
               <w:pStyle w:val="Compact"/>
               <w:jc w:val="left"/>
             </w:pPr>
-            <w:hyperlink r:id="rId44">
+            <w:hyperlink r:id="rId43">
               <w:r>
                 <w:rPr>
                   <w:rStyle w:val="Hyperlink"/>
@@ -2067,8 +2068,8 @@
         <w:t xml:space="preserve">- lecture day; no student discussion leader</w:t>
       </w:r>
     </w:p>
-    <w:bookmarkEnd w:id="47"/>
-    <w:bookmarkStart w:id="55" w:name="notes"/>
+    <w:bookmarkEnd w:id="45"/>
+    <w:bookmarkStart w:id="53" w:name="notes"/>
     <w:p>
       <w:pPr>
         <w:pStyle w:val="Heading2"/>
@@ -2077,7 +2078,7 @@
         <w:t xml:space="preserve">🗒️ Notes</w:t>
       </w:r>
     </w:p>
-    <w:bookmarkStart w:id="48" w:name="a-note-on-readings"/>
+    <w:bookmarkStart w:id="46" w:name="a-note-on-readings"/>
     <w:p>
       <w:pPr>
         <w:pStyle w:val="Heading3"/>
@@ -2130,8 +2131,8 @@
         <w:t xml:space="preserve">are expected to read or listen to the primary source(s), scan secondary readings, and select one or more of the secondary or background readings to read in further depth, as well.</w:t>
       </w:r>
     </w:p>
-    <w:bookmarkEnd w:id="48"/>
-    <w:bookmarkStart w:id="54" w:name="digital-access-to-readings"/>
+    <w:bookmarkEnd w:id="46"/>
+    <w:bookmarkStart w:id="52" w:name="digital-access-to-readings"/>
     <w:p>
       <w:pPr>
         <w:pStyle w:val="Heading3"/>
@@ -2158,7 +2159,7 @@
       <w:r>
         <w:t xml:space="preserve"> </w:t>
       </w:r>
-      <w:hyperlink r:id="rId49">
+      <w:hyperlink r:id="rId47">
         <w:r>
           <w:rPr>
             <w:rStyle w:val="Hyperlink"/>
@@ -2174,7 +2175,7 @@
       <w:r>
         <w:t xml:space="preserve"> </w:t>
       </w:r>
-      <w:hyperlink r:id="rId50">
+      <w:hyperlink r:id="rId48">
         <w:r>
           <w:rPr>
             <w:rStyle w:val="Hyperlink"/>
@@ -2190,7 +2191,7 @@
       <w:r>
         <w:t xml:space="preserve"> </w:t>
       </w:r>
-      <w:hyperlink r:id="rId51">
+      <w:hyperlink r:id="rId49">
         <w:r>
           <w:rPr>
             <w:rStyle w:val="Hyperlink"/>
@@ -2206,7 +2207,7 @@
       <w:r>
         <w:t xml:space="preserve"> </w:t>
       </w:r>
-      <w:hyperlink r:id="rId52">
+      <w:hyperlink r:id="rId50">
         <w:r>
           <w:rPr>
             <w:rStyle w:val="Hyperlink"/>
@@ -2222,7 +2223,7 @@
       <w:r>
         <w:t xml:space="preserve"> </w:t>
       </w:r>
-      <w:hyperlink r:id="rId53">
+      <w:hyperlink r:id="rId51">
         <w:r>
           <w:rPr>
             <w:rStyle w:val="Hyperlink"/>
@@ -2236,8 +2237,8 @@
         <w:t xml:space="preserve">. Click through and make sure you set up your access to each publication so you can read the articles when assigned.</w:t>
       </w:r>
     </w:p>
-    <w:bookmarkEnd w:id="54"/>
-    <w:bookmarkEnd w:id="55"/>
+    <w:bookmarkEnd w:id="52"/>
+    <w:bookmarkEnd w:id="53"/>
     <w:sectPr>
       <w:footnotePr>
         <w:numRestart w:val="eachSect"/>
@@ -2359,10 +2360,10 @@
   <w:docDefaults>
     <w:rPrDefault>
       <w:rPr>
-        <w:rFonts w:asciiTheme="minorHAnsi" w:cstheme="minorBidi" w:eastAsiaTheme="minorHAnsi" w:hAnsiTheme="minorHAnsi"/>
+        <w:rFonts w:asciiTheme="minorHAnsi" w:cstheme="minorBidi" w:eastAsiaTheme="minorEastAsia" w:hAnsiTheme="minorHAnsi"/>
         <w:sz w:val="24"/>
         <w:szCs w:val="24"/>
-        <w:lang w:bidi="ar-SA" w:eastAsia="en-US" w:val="en-US"/>
+        <w:lang w:bidi="ar-SA" w:eastAsia="zh-CN" w:val="en-US"/>
       </w:rPr>
     </w:rPrDefault>
     <w:pPrDefault>
@@ -2903,13 +2904,6 @@
       </w:tblCellMar>
     </w:tblPr>
     <w:tblStylePr w:type="firstRow">
-      <w:tblPr>
-        <w:jc w:val="left"/>
-        <w:tblInd w:type="dxa" w:w="0"/>
-      </w:tblPr>
-      <w:trPr>
-        <w:jc w:val="left"/>
-      </w:trPr>
       <w:tcPr>
         <w:tcBorders>
           <w:bottom w:val="single"/>

--- a/schedule.docx
+++ b/schedule.docx
@@ -1584,7 +1584,7 @@
       </w:tr>
     </w:tbl>
     <w:bookmarkEnd w:id="37"/>
-    <w:bookmarkStart w:id="42" w:name="unit-vi-humanity"/>
+    <w:bookmarkStart w:id="41" w:name="unit-vi-humanity"/>
     <w:p>
       <w:pPr>
         <w:pStyle w:val="Heading2"/>
@@ -1803,55 +1803,19 @@
               <w:r>
                 <w:rPr>
                   <w:rStyle w:val="Hyperlink"/>
+                  <w:strike/>
                 </w:rPr>
                 <w:t xml:space="preserve">Singularities, xRisk, &amp; AGI</w:t>
               </w:r>
-            </w:hyperlink>
-          </w:p>
-        </w:tc>
-      </w:tr>
-      <w:tr>
-        <w:tc>
-          <w:tcPr/>
-          <w:p>
-            <w:pPr>
-              <w:pStyle w:val="Compact"/>
-              <w:jc w:val="left"/>
-            </w:pPr>
-            <w:r>
-              <w:t xml:space="preserve">13.2</w:t>
-            </w:r>
-          </w:p>
-        </w:tc>
-        <w:tc>
-          <w:tcPr/>
-          <w:p>
-            <w:pPr>
-              <w:pStyle w:val="Compact"/>
-              <w:jc w:val="left"/>
-            </w:pPr>
-            <w:r>
-              <w:rPr>
-                <w:i/>
-                <w:iCs/>
-              </w:rPr>
-              <w:t xml:space="preserve">Apr 16</w:t>
-            </w:r>
-          </w:p>
-        </w:tc>
-        <w:tc>
-          <w:tcPr/>
-          <w:p>
-            <w:pPr>
-              <w:pStyle w:val="Compact"/>
-              <w:jc w:val="left"/>
-            </w:pPr>
-            <w:hyperlink r:id="rId41">
               <w:r>
                 <w:rPr>
                   <w:rStyle w:val="Hyperlink"/>
-                  <w:b/>
-                  <w:bCs/>
+                </w:rPr>
+                <w:t xml:space="preserve"> </w:t>
+              </w:r>
+              <w:r>
+                <w:rPr>
+                  <w:rStyle w:val="Hyperlink"/>
                 </w:rPr>
                 <w:t xml:space="preserve">Debate VI</w:t>
               </w:r>
@@ -1860,7 +1824,7 @@
         </w:tc>
       </w:tr>
     </w:tbl>
-    <w:bookmarkEnd w:id="42"/>
+    <w:bookmarkEnd w:id="41"/>
     <w:bookmarkStart w:id="45" w:name="project-presentations"/>
     <w:p>
       <w:pPr>
@@ -1924,6 +1888,55 @@
             <w:r>
               <w:t xml:space="preserve">Topic</w:t>
             </w:r>
+          </w:p>
+        </w:tc>
+      </w:tr>
+      <w:tr>
+        <w:tc>
+          <w:tcPr/>
+          <w:p>
+            <w:pPr>
+              <w:pStyle w:val="Compact"/>
+              <w:jc w:val="left"/>
+            </w:pPr>
+            <w:r>
+              <w:t xml:space="preserve">13.2</w:t>
+            </w:r>
+          </w:p>
+        </w:tc>
+        <w:tc>
+          <w:tcPr/>
+          <w:p>
+            <w:pPr>
+              <w:pStyle w:val="Compact"/>
+              <w:jc w:val="left"/>
+            </w:pPr>
+            <w:r>
+              <w:rPr>
+                <w:i/>
+                <w:iCs/>
+              </w:rPr>
+              <w:t xml:space="preserve">Apr 16</w:t>
+            </w:r>
+          </w:p>
+        </w:tc>
+        <w:tc>
+          <w:tcPr/>
+          <w:p>
+            <w:pPr>
+              <w:pStyle w:val="Compact"/>
+              <w:jc w:val="left"/>
+            </w:pPr>
+            <w:hyperlink r:id="rId42">
+              <w:r>
+                <w:rPr>
+                  <w:rStyle w:val="Hyperlink"/>
+                  <w:b/>
+                  <w:bCs/>
+                </w:rPr>
+                <w:t xml:space="preserve">Volunteer Presentations</w:t>
+              </w:r>
+            </w:hyperlink>
           </w:p>
         </w:tc>
       </w:tr>

--- a/schedule.docx
+++ b/schedule.docx
@@ -1250,7 +1250,7 @@
                 <w:rPr>
                   <w:rStyle w:val="Hyperlink"/>
                 </w:rPr>
-                <w:t xml:space="preserve">Geopolitics</w:t>
+                <w:t xml:space="preserve">Foreign Policy</w:t>
               </w:r>
             </w:hyperlink>
           </w:p>

--- a/schedule.docx
+++ b/schedule.docx
@@ -308,7 +308,7 @@
                 <w:rPr>
                   <w:rStyle w:val="Hyperlink"/>
                 </w:rPr>
-                <w:t xml:space="preserve">Emergence Phenomena &amp; Systems Thinking</w:t>
+                <w:t xml:space="preserve">Emergent Phenomena &amp; Systems Thinking</w:t>
               </w:r>
             </w:hyperlink>
           </w:p>

--- a/schedule.docx
+++ b/schedule.docx
@@ -1250,7 +1250,7 @@
                 <w:rPr>
                   <w:rStyle w:val="Hyperlink"/>
                 </w:rPr>
-                <w:t xml:space="preserve">Foreign Policy</w:t>
+                <w:t xml:space="preserve">International Security</w:t>
               </w:r>
             </w:hyperlink>
           </w:p>
